--- a/revised-april-2026/BWP_Investment_Policy_Statement(v.04.2026).docx
+++ b/revised-april-2026/BWP_Investment_Policy_Statement(v.04.2026).docx
@@ -4,6 +4,8 @@
   <w:body>
     <w:p>
       <w:pPr>
+        <w:keepNext/>
+        <w:keepLines/>
         <w:spacing w:after="240" w:before="1440"/>
         <w:jc w:val="center"/>
       </w:pPr>
@@ -21,6 +23,8 @@
     </w:p>
     <w:p>
       <w:pPr>
+        <w:keepNext/>
+        <w:keepLines/>
         <w:spacing w:after="200"/>
         <w:jc w:val="center"/>
       </w:pPr>
@@ -38,6 +42,8 @@
     </w:p>
     <w:p>
       <w:pPr>
+        <w:keepNext/>
+        <w:keepLines/>
         <w:spacing w:after="160"/>
         <w:jc w:val="center"/>
       </w:pPr>
@@ -95,6 +101,8 @@
     </w:p>
     <w:p>
       <w:pPr>
+        <w:keepNext/>
+        <w:keepLines/>
         <w:spacing w:after="120"/>
         <w:jc w:val="center"/>
       </w:pPr>
@@ -144,6 +152,8 @@
     </w:p>
     <w:p>
       <w:pPr>
+        <w:keepNext/>
+        <w:keepLines/>
         <w:spacing w:after="120"/>
         <w:jc w:val="center"/>
       </w:pPr>
@@ -213,6 +223,8 @@
       <w:pPr>
         <w:pStyle w:val="Heading1"/>
         <w:spacing w:after="160" w:before="360"/>
+        <w:keepNext/>
+        <w:keepLines/>
       </w:pPr>
       <w:r>
         <w:rPr>
@@ -258,6 +270,8 @@
       <w:pPr>
         <w:pStyle w:val="Heading1"/>
         <w:spacing w:after="160" w:before="360"/>
+        <w:keepNext/>
+        <w:keepLines/>
       </w:pPr>
       <w:r>
         <w:rPr>
@@ -509,6 +523,8 @@
       <w:pPr>
         <w:pStyle w:val="Heading1"/>
         <w:spacing w:after="160" w:before="360"/>
+        <w:keepNext/>
+        <w:keepLines/>
       </w:pPr>
       <w:r>
         <w:rPr>
@@ -592,6 +608,8 @@
       <w:pPr>
         <w:pStyle w:val="Heading1"/>
         <w:spacing w:after="160" w:before="360"/>
+        <w:keepNext/>
+        <w:keepLines/>
       </w:pPr>
       <w:r>
         <w:rPr>
@@ -1001,6 +1019,8 @@
       <w:pPr>
         <w:pStyle w:val="Heading1"/>
         <w:spacing w:after="160" w:before="360"/>
+        <w:keepNext/>
+        <w:keepLines/>
       </w:pPr>
       <w:r>
         <w:rPr>
@@ -1060,6 +1080,8 @@
       <w:pPr>
         <w:pStyle w:val="Heading1"/>
         <w:spacing w:after="160" w:before="360"/>
+        <w:keepNext/>
+        <w:keepLines/>
       </w:pPr>
       <w:r>
         <w:rPr>
@@ -1119,6 +1141,8 @@
       <w:pPr>
         <w:pStyle w:val="Heading1"/>
         <w:spacing w:after="160" w:before="360"/>
+        <w:keepNext/>
+        <w:keepLines/>
       </w:pPr>
       <w:r>
         <w:rPr>
@@ -1136,6 +1160,8 @@
       <w:pPr>
         <w:pStyle w:val="Heading2"/>
         <w:spacing w:after="120" w:before="280"/>
+        <w:keepNext/>
+        <w:keepLines/>
       </w:pPr>
       <w:r>
         <w:rPr>
@@ -1167,6 +1193,8 @@
       <w:pPr>
         <w:pStyle w:val="Heading2"/>
         <w:spacing w:after="120" w:before="280"/>
+        <w:keepNext/>
+        <w:keepLines/>
       </w:pPr>
       <w:r>
         <w:rPr>
@@ -1198,6 +1226,8 @@
       <w:pPr>
         <w:pStyle w:val="Heading2"/>
         <w:spacing w:after="120" w:before="280"/>
+        <w:keepNext/>
+        <w:keepLines/>
       </w:pPr>
       <w:r>
         <w:rPr>
@@ -1229,6 +1259,8 @@
       <w:pPr>
         <w:pStyle w:val="Heading1"/>
         <w:spacing w:after="160" w:before="360"/>
+        <w:keepNext/>
+        <w:keepLines/>
       </w:pPr>
       <w:r>
         <w:rPr>
@@ -1274,6 +1306,8 @@
       <w:pPr>
         <w:pStyle w:val="Heading1"/>
         <w:spacing w:after="160" w:before="360"/>
+        <w:keepNext/>
+        <w:keepLines/>
       </w:pPr>
       <w:r>
         <w:rPr>
@@ -1745,6 +1779,10 @@
   </w:style>
   <w:style w:type="paragraph" w:styleId="Heading1">
     <w:name w:val="Heading 1"/>
+    <w:pPr>
+      <w:keepNext/>
+      <w:keepLines/>
+    </w:pPr>
     <w:basedOn w:val="Normal"/>
     <w:next w:val="Normal"/>
     <w:qFormat/>
@@ -1756,6 +1794,10 @@
   </w:style>
   <w:style w:type="paragraph" w:styleId="Heading2">
     <w:name w:val="Heading 2"/>
+    <w:pPr>
+      <w:keepNext/>
+      <w:keepLines/>
+    </w:pPr>
     <w:basedOn w:val="Normal"/>
     <w:next w:val="Normal"/>
     <w:qFormat/>
@@ -1767,6 +1809,10 @@
   </w:style>
   <w:style w:type="paragraph" w:styleId="Heading3">
     <w:name w:val="Heading 3"/>
+    <w:pPr>
+      <w:keepNext/>
+      <w:keepLines/>
+    </w:pPr>
     <w:basedOn w:val="Normal"/>
     <w:next w:val="Normal"/>
     <w:qFormat/>

--- a/revised-april-2026/BWP_Investment_Policy_Statement(v.04.2026).docx
+++ b/revised-april-2026/BWP_Investment_Policy_Statement(v.04.2026).docx
@@ -4,8 +4,6 @@
   <w:body>
     <w:p>
       <w:pPr>
-        <w:keepNext/>
-        <w:keepLines/>
         <w:spacing w:after="240" w:before="1440"/>
         <w:jc w:val="center"/>
       </w:pPr>
@@ -23,8 +21,6 @@
     </w:p>
     <w:p>
       <w:pPr>
-        <w:keepNext/>
-        <w:keepLines/>
         <w:spacing w:after="200"/>
         <w:jc w:val="center"/>
       </w:pPr>
@@ -42,8 +38,6 @@
     </w:p>
     <w:p>
       <w:pPr>
-        <w:keepNext/>
-        <w:keepLines/>
         <w:spacing w:after="160"/>
         <w:jc w:val="center"/>
       </w:pPr>
@@ -101,8 +95,6 @@
     </w:p>
     <w:p>
       <w:pPr>
-        <w:keepNext/>
-        <w:keepLines/>
         <w:spacing w:after="120"/>
         <w:jc w:val="center"/>
       </w:pPr>
@@ -152,8 +144,6 @@
     </w:p>
     <w:p>
       <w:pPr>
-        <w:keepNext/>
-        <w:keepLines/>
         <w:spacing w:after="120"/>
         <w:jc w:val="center"/>
       </w:pPr>
@@ -222,9 +212,9 @@
     <w:p>
       <w:pPr>
         <w:pStyle w:val="Heading1"/>
-        <w:spacing w:after="160" w:before="360"/>
         <w:keepNext/>
         <w:keepLines/>
+        <w:spacing w:after="120" w:before="240"/>
       </w:pPr>
       <w:r>
         <w:rPr>
@@ -269,9 +259,9 @@
     <w:p>
       <w:pPr>
         <w:pStyle w:val="Heading1"/>
-        <w:spacing w:after="160" w:before="360"/>
         <w:keepNext/>
         <w:keepLines/>
+        <w:spacing w:after="120" w:before="240"/>
       </w:pPr>
       <w:r>
         <w:rPr>
@@ -522,9 +512,9 @@
     <w:p>
       <w:pPr>
         <w:pStyle w:val="Heading1"/>
-        <w:spacing w:after="160" w:before="360"/>
         <w:keepNext/>
         <w:keepLines/>
+        <w:spacing w:after="120" w:before="240"/>
       </w:pPr>
       <w:r>
         <w:rPr>
@@ -607,9 +597,9 @@
     <w:p>
       <w:pPr>
         <w:pStyle w:val="Heading1"/>
-        <w:spacing w:after="160" w:before="360"/>
         <w:keepNext/>
         <w:keepLines/>
+        <w:spacing w:after="120" w:before="240"/>
       </w:pPr>
       <w:r>
         <w:rPr>
@@ -1018,9 +1008,9 @@
     <w:p>
       <w:pPr>
         <w:pStyle w:val="Heading1"/>
-        <w:spacing w:after="160" w:before="360"/>
         <w:keepNext/>
         <w:keepLines/>
+        <w:spacing w:after="120" w:before="240"/>
       </w:pPr>
       <w:r>
         <w:rPr>
@@ -1079,9 +1069,9 @@
     <w:p>
       <w:pPr>
         <w:pStyle w:val="Heading1"/>
-        <w:spacing w:after="160" w:before="360"/>
         <w:keepNext/>
         <w:keepLines/>
+        <w:spacing w:after="120" w:before="240"/>
       </w:pPr>
       <w:r>
         <w:rPr>
@@ -1140,9 +1130,9 @@
     <w:p>
       <w:pPr>
         <w:pStyle w:val="Heading1"/>
-        <w:spacing w:after="160" w:before="360"/>
         <w:keepNext/>
         <w:keepLines/>
+        <w:spacing w:after="120" w:before="240"/>
       </w:pPr>
       <w:r>
         <w:rPr>
@@ -1159,9 +1149,9 @@
     <w:p>
       <w:pPr>
         <w:pStyle w:val="Heading2"/>
-        <w:spacing w:after="120" w:before="280"/>
         <w:keepNext/>
         <w:keepLines/>
+        <w:spacing w:after="100" w:before="200"/>
       </w:pPr>
       <w:r>
         <w:rPr>
@@ -1192,9 +1182,9 @@
     <w:p>
       <w:pPr>
         <w:pStyle w:val="Heading2"/>
-        <w:spacing w:after="120" w:before="280"/>
         <w:keepNext/>
         <w:keepLines/>
+        <w:spacing w:after="100" w:before="200"/>
       </w:pPr>
       <w:r>
         <w:rPr>
@@ -1225,9 +1215,9 @@
     <w:p>
       <w:pPr>
         <w:pStyle w:val="Heading2"/>
-        <w:spacing w:after="120" w:before="280"/>
         <w:keepNext/>
         <w:keepLines/>
+        <w:spacing w:after="100" w:before="200"/>
       </w:pPr>
       <w:r>
         <w:rPr>
@@ -1258,9 +1248,9 @@
     <w:p>
       <w:pPr>
         <w:pStyle w:val="Heading1"/>
-        <w:spacing w:after="160" w:before="360"/>
         <w:keepNext/>
         <w:keepLines/>
+        <w:spacing w:after="120" w:before="240"/>
       </w:pPr>
       <w:r>
         <w:rPr>
@@ -1305,9 +1295,9 @@
     <w:p>
       <w:pPr>
         <w:pStyle w:val="Heading1"/>
-        <w:spacing w:after="160" w:before="360"/>
         <w:keepNext/>
         <w:keepLines/>
+        <w:spacing w:after="120" w:before="240"/>
       </w:pPr>
       <w:r>
         <w:rPr>
@@ -1764,7 +1754,13 @@
 <file path=word/styles.xml><?xml version="1.0" encoding="utf-8"?>
 <w:styles xmlns:mc="http://schemas.openxmlformats.org/markup-compatibility/2006" xmlns:r="http://schemas.openxmlformats.org/officeDocument/2006/relationships" xmlns:w="http://schemas.openxmlformats.org/wordprocessingml/2006/main" xmlns:w14="http://schemas.microsoft.com/office/word/2010/wordml" xmlns:w15="http://schemas.microsoft.com/office/word/2012/wordml" mc:Ignorable="w14 w15">
   <w:docDefaults>
-    <w:rPrDefault/>
+    <w:rPrDefault>
+      <w:rPr>
+        <w:rFonts w:ascii="Arial" w:cs="Arial" w:eastAsia="Arial" w:hAnsi="Arial"/>
+        <w:sz w:val="24"/>
+        <w:szCs w:val="24"/>
+      </w:rPr>
+    </w:rPrDefault>
     <w:pPrDefault/>
   </w:docDefaults>
   <w:style w:type="paragraph" w:styleId="Title">
@@ -1779,10 +1775,6 @@
   </w:style>
   <w:style w:type="paragraph" w:styleId="Heading1">
     <w:name w:val="Heading 1"/>
-    <w:pPr>
-      <w:keepNext/>
-      <w:keepLines/>
-    </w:pPr>
     <w:basedOn w:val="Normal"/>
     <w:next w:val="Normal"/>
     <w:qFormat/>
@@ -1794,10 +1786,6 @@
   </w:style>
   <w:style w:type="paragraph" w:styleId="Heading2">
     <w:name w:val="Heading 2"/>
-    <w:pPr>
-      <w:keepNext/>
-      <w:keepLines/>
-    </w:pPr>
     <w:basedOn w:val="Normal"/>
     <w:next w:val="Normal"/>
     <w:qFormat/>
@@ -1809,10 +1797,6 @@
   </w:style>
   <w:style w:type="paragraph" w:styleId="Heading3">
     <w:name w:val="Heading 3"/>
-    <w:pPr>
-      <w:keepNext/>
-      <w:keepLines/>
-    </w:pPr>
     <w:basedOn w:val="Normal"/>
     <w:next w:val="Normal"/>
     <w:qFormat/>
@@ -1950,5 +1934,62 @@
       <w:szCs w:val="20"/>
     </w:rPr>
   </w:style>
+  <w:style w:type="paragraph" w:styleId="Heading1">
+    <w:name w:val="Heading 1"/>
+    <w:basedOn w:val="Normal"/>
+    <w:next w:val="Normal"/>
+    <w:qFormat/>
+    <w:pPr>
+      <w:keepNext/>
+      <w:keepLines/>
+      <w:spacing w:after="120" w:before="240"/>
+      <w:outlineLvl w:val="0"/>
+    </w:pPr>
+    <w:rPr>
+      <w:rFonts w:ascii="Arial" w:cs="Arial" w:eastAsia="Arial" w:hAnsi="Arial"/>
+      <w:b/>
+      <w:bCs/>
+      <w:sz w:val="32"/>
+      <w:szCs w:val="32"/>
+    </w:rPr>
+  </w:style>
+  <w:style w:type="paragraph" w:styleId="Heading2">
+    <w:name w:val="Heading 2"/>
+    <w:basedOn w:val="Normal"/>
+    <w:next w:val="Normal"/>
+    <w:qFormat/>
+    <w:pPr>
+      <w:keepNext/>
+      <w:keepLines/>
+      <w:spacing w:after="100" w:before="200"/>
+      <w:outlineLvl w:val="1"/>
+    </w:pPr>
+    <w:rPr>
+      <w:rFonts w:ascii="Arial" w:cs="Arial" w:eastAsia="Arial" w:hAnsi="Arial"/>
+      <w:b/>
+      <w:bCs/>
+      <w:sz w:val="28"/>
+      <w:szCs w:val="28"/>
+    </w:rPr>
+  </w:style>
+  <w:style w:type="paragraph" w:styleId="Heading3">
+    <w:name w:val="Heading 3"/>
+    <w:basedOn w:val="Normal"/>
+    <w:next w:val="Normal"/>
+    <w:qFormat/>
+    <w:pPr>
+      <w:keepNext/>
+      <w:keepLines/>
+      <w:spacing w:after="80" w:before="160"/>
+      <w:outlineLvl w:val="2"/>
+    </w:pPr>
+    <w:rPr>
+      <w:rFonts w:ascii="Arial" w:cs="Arial" w:eastAsia="Arial" w:hAnsi="Arial"/>
+      <w:b/>
+      <w:bCs/>
+      <w:sz w:val="24"/>
+      <w:szCs w:val="24"/>
+    </w:rPr>
+  </w:style>
 </w:styles>
 </file>
--- a/revised-april-2026/BWP_Investment_Policy_Statement(v.04.2026).docx
+++ b/revised-april-2026/BWP_Investment_Policy_Statement(v.04.2026).docx
@@ -1,6 +1,6 @@
 
 <file path=word/document.xml><?xml version="1.0" encoding="utf-8"?>
-<w:document xmlns:wpc="http://schemas.microsoft.com/office/word/2010/wordprocessingCanvas" xmlns:mc="http://schemas.openxmlformats.org/markup-compatibility/2006" xmlns:o="urn:schemas-microsoft-com:office:office" xmlns:r="http://schemas.openxmlformats.org/officeDocument/2006/relationships" xmlns:m="http://schemas.openxmlformats.org/officeDocument/2006/math" xmlns:v="urn:schemas-microsoft-com:vml" xmlns:wp14="http://schemas.microsoft.com/office/word/2010/wordprocessingDrawing" xmlns:wp="http://schemas.openxmlformats.org/drawingml/2006/wordprocessingDrawing" xmlns:w10="urn:schemas-microsoft-com:office:word" xmlns:w="http://schemas.openxmlformats.org/wordprocessingml/2006/main" xmlns:w14="http://schemas.microsoft.com/office/word/2010/wordml" xmlns:w15="http://schemas.microsoft.com/office/word/2012/wordml" xmlns:wpg="http://schemas.microsoft.com/office/word/2010/wordprocessingGroup" xmlns:wpi="http://schemas.microsoft.com/office/word/2010/wordprocessingInk" xmlns:wne="http://schemas.microsoft.com/office/word/2006/wordml" xmlns:wps="http://schemas.microsoft.com/office/word/2010/wordprocessingShape" xmlns:cx="http://schemas.microsoft.com/office/drawing/2014/chartex" xmlns:cx1="http://schemas.microsoft.com/office/drawing/2015/9/8/chartex" xmlns:cx2="http://schemas.microsoft.com/office/drawing/2015/10/21/chartex" xmlns:cx3="http://schemas.microsoft.com/office/drawing/2016/5/9/chartex" xmlns:cx4="http://schemas.microsoft.com/office/drawing/2016/5/10/chartex" xmlns:cx5="http://schemas.microsoft.com/office/drawing/2016/5/11/chartex" xmlns:cx6="http://schemas.microsoft.com/office/drawing/2016/5/12/chartex" xmlns:cx7="http://schemas.microsoft.com/office/drawing/2016/5/13/chartex" xmlns:cx8="http://schemas.microsoft.com/office/drawing/2016/5/14/chartex" xmlns:aink="http://schemas.microsoft.com/office/drawing/2016/ink" xmlns:am3d="http://schemas.microsoft.com/office/drawing/2017/model3d" xmlns:w16cex="http://schemas.microsoft.com/office/word/2018/wordml/cex" xmlns:w16cid="http://schemas.microsoft.com/office/word/2016/wordml/cid" xmlns:w16="http://schemas.microsoft.com/office/word/2018/wordml" xmlns:w16sdtdh="http://schemas.microsoft.com/office/word/2020/wordml/sdtdatahash" xmlns:w16se="http://schemas.microsoft.com/office/word/2015/wordml/symex" mc:Ignorable="w14 w15 wp14">
+<w:document xmlns:mc="http://schemas.openxmlformats.org/markup-compatibility/2006" xmlns:r="http://schemas.openxmlformats.org/officeDocument/2006/relationships" xmlns:w="http://schemas.openxmlformats.org/wordprocessingml/2006/main" mc:Ignorable="w14 w15 wp14">
   <w:body>
     <w:p>
       <w:pPr>
@@ -202,11 +202,6 @@
           <w:szCs w:val="20"/>
         </w:rPr>
         <w:t xml:space="preserve">203 W Franklin St, Dayton, OH 45459  |  (937) 434-1790  |  CRD# 126428</w:t>
-      </w:r>
-    </w:p>
-    <w:p>
-      <w:r>
-        <w:br w:type="page"/>
       </w:r>
     </w:p>
     <w:p>
